--- a/public/gallery/examples/data-scientist/de/resume.docx
+++ b/public/gallery/examples/data-scientist/de/resume.docx
@@ -66,7 +66,7 @@
         </w:rPr>
         <w:t xml:space="preserve">📧 </w:t>
       </w:r>
-      <w:hyperlink w:history="1" r:id="rIdok4yklqlfpdhoyqdhkigk">
+      <w:hyperlink w:history="1" r:id="rIdlghovsl5jb3cklfyesakm">
         <w:r>
           <w:rPr>
             <w:sz w:val="18"/>
@@ -89,7 +89,7 @@
         </w:rPr>
         <w:t xml:space="preserve">🔗 </w:t>
       </w:r>
-      <w:hyperlink w:history="1" r:id="rIdd8qc463nxz6hg2mg7pbyc">
+      <w:hyperlink w:history="1" r:id="rIdk2u2hyx5r6-4cwujtawdn">
         <w:r>
           <w:rPr>
             <w:sz w:val="18"/>
@@ -124,7 +124,7 @@
         <w:spacing w:after="200" w:line="276"/>
         <w:jc w:val="center"/>
       </w:pPr>
-      <w:hyperlink w:history="1" r:id="rIdyvpiqap3rl62u-fabvo6r">
+      <w:hyperlink w:history="1" r:id="rIdgn_fv10xuq5eqgb85cnhz">
         <w:r>
           <w:rPr>
             <w:sz w:val="18"/>
@@ -140,7 +140,7 @@
         </w:rPr>
         <w:t xml:space="preserve"> • </w:t>
       </w:r>
-      <w:hyperlink w:history="1" r:id="rIdlvose_loc2jvly0ljjboi">
+      <w:hyperlink w:history="1" r:id="rId5lksgjadx3b_3ytngdccg">
         <w:r>
           <w:rPr>
             <w:sz w:val="18"/>
@@ -299,7 +299,7 @@
         </w:rPr>
         <w:t xml:space="preserve">	</w:t>
       </w:r>
-      <w:hyperlink w:history="1" r:id="rIdca94kn4wzswdind07uw3o">
+      <w:hyperlink w:history="1" r:id="rIdkusx9jy21wag608pje_a2">
         <w:r>
           <w:rPr>
             <w:sz w:val="18"/>
@@ -443,7 +443,7 @@
         </w:rPr>
         <w:t xml:space="preserve">	</w:t>
       </w:r>
-      <w:hyperlink w:history="1" r:id="rIdoctbzl9qxfs9aujqipfgp">
+      <w:hyperlink w:history="1" r:id="rIdfxcoqlq4mskvqwqkwowbe">
         <w:r>
           <w:rPr>
             <w:sz w:val="18"/>
@@ -587,7 +587,7 @@
         </w:rPr>
         <w:t xml:space="preserve">	</w:t>
       </w:r>
-      <w:hyperlink w:history="1" r:id="rId201n6aqyyfrqv8at1t_rs">
+      <w:hyperlink w:history="1" r:id="rIdcvbflcqwxznbkv2f4k7xz">
         <w:r>
           <w:rPr>
             <w:sz w:val="18"/>
@@ -750,7 +750,7 @@
         </w:rPr>
         <w:t xml:space="preserve">	</w:t>
       </w:r>
-      <w:hyperlink w:history="1" r:id="rIdewooc1pr_stvsawinklxg">
+      <w:hyperlink w:history="1" r:id="rIdb7hgho76rwpwcne8jg8_p">
         <w:r>
           <w:rPr>
             <w:sz w:val="18"/>
@@ -913,7 +913,7 @@
         </w:rPr>
         <w:t xml:space="preserve">	</w:t>
       </w:r>
-      <w:hyperlink w:history="1" r:id="rIdnh5f6zokxsmgzxickhagn">
+      <w:hyperlink w:history="1" r:id="rIdepzitshyg0c4hpr1cvit7">
         <w:r>
           <w:rPr>
             <w:sz w:val="18"/>
@@ -1341,7 +1341,7 @@
         </w:rPr>
         <w:t xml:space="preserve">	</w:t>
       </w:r>
-      <w:hyperlink w:history="1" r:id="rIdvool4ampxpojkqj16dale">
+      <w:hyperlink w:history="1" r:id="rIdy1aiabzxlwkf9lmvhln35">
         <w:r>
           <w:rPr>
             <w:sz w:val="18"/>
@@ -1426,7 +1426,7 @@
         </w:rPr>
         <w:t xml:space="preserve">	</w:t>
       </w:r>
-      <w:hyperlink w:history="1" r:id="rIdcf81j2nisuilf_gxwxb_t">
+      <w:hyperlink w:history="1" r:id="rIddibucc-s0gq-9k2s52l99">
         <w:r>
           <w:rPr>
             <w:sz w:val="18"/>
@@ -1523,7 +1523,7 @@
         </w:rPr>
         <w:t xml:space="preserve">	</w:t>
       </w:r>
-      <w:hyperlink w:history="1" r:id="rIdwcpnc0c_piolmbujjhrbh">
+      <w:hyperlink w:history="1" r:id="rIdbhejofzntsm_xzamkvetj">
         <w:r>
           <w:rPr>
             <w:sz w:val="18"/>
@@ -1747,7 +1747,7 @@
         </w:rPr>
         <w:t xml:space="preserve">	</w:t>
       </w:r>
-      <w:hyperlink w:history="1" r:id="rId-vaqc_p_7-r-1lnvuison">
+      <w:hyperlink w:history="1" r:id="rIdadidyihkplgtm7mncpcce">
         <w:r>
           <w:rPr>
             <w:sz w:val="18"/>
